--- a/corpus/synthetic/table-grid-reconcile__006.docx
+++ b/corpus/synthetic/table-grid-reconcile__006.docx
@@ -4,32 +4,19 @@
   <w:body>
     <w:tbl>
       <w:tblPr>
-        <w:tblW w:w="0" w:type="auto"/>
-        <w:tblCellSpacing w:w="142" w:type="dxa"/>
-        <w:shd w:val="clear" w:color="auto" w:fill="FFC000"/>
+        <w:tblW w:w="100%" w:type="pct"/>
       </w:tblPr>
       <w:tblGrid>
-        <w:gridCol w:w="2000"/>
-        <w:gridCol w:w="2000"/>
+        <w:gridCol w:w="10469"/>
       </w:tblGrid>
       <w:tr>
         <w:tc>
           <w:tcPr>
-            <w:tcW w:w="2000" w:type="dxa"/>
+            <w:tcW w:w="6480" w:type="dxa"/>
           </w:tcPr>
           <w:p>
             <w:r>
-              <w:t>a</w:t>
-            </w:r>
-          </w:p>
-        </w:tc>
-        <w:tc>
-          <w:tcPr>
-            <w:tcW w:w="2000" w:type="dxa"/>
-          </w:tcPr>
-          <w:p>
-            <w:r>
-              <w:t>b</w:t>
+              <w:t>title</w:t>
             </w:r>
           </w:p>
         </w:tc>
